--- a/submission/AJPT_Title_Page.docx
+++ b/submission/AJPT_Title_Page.docx
@@ -695,7 +695,7 @@
     <w:link w:val="Heading1Char"/>
     <w:uiPriority w:val="9"/>
     <w:qFormat/>
-    <w:rsid w:val="001E667A"/>
+    <w:rsid w:val="00EF5F39"/>
     <w:pPr>
       <w:keepNext/>
       <w:keepLines/>
@@ -704,7 +704,7 @@
     </w:pPr>
     <w:rPr>
       <w:rFonts w:asciiTheme="majorHAnsi" w:eastAsiaTheme="majorEastAsia" w:hAnsiTheme="majorHAnsi" w:cstheme="majorBidi"/>
-      <w:color w:val="0F4761" w:themeColor="accent1" w:themeShade="BF"/>
+      <w:color w:val="2F5496" w:themeColor="accent1" w:themeShade="BF"/>
       <w:sz w:val="40"/>
       <w:szCs w:val="40"/>
     </w:rPr>
@@ -718,7 +718,7 @@
     <w:semiHidden/>
     <w:unhideWhenUsed/>
     <w:qFormat/>
-    <w:rsid w:val="001E667A"/>
+    <w:rsid w:val="00EF5F39"/>
     <w:pPr>
       <w:keepNext/>
       <w:keepLines/>
@@ -727,7 +727,7 @@
     </w:pPr>
     <w:rPr>
       <w:rFonts w:asciiTheme="majorHAnsi" w:eastAsiaTheme="majorEastAsia" w:hAnsiTheme="majorHAnsi" w:cstheme="majorBidi"/>
-      <w:color w:val="0F4761" w:themeColor="accent1" w:themeShade="BF"/>
+      <w:color w:val="2F5496" w:themeColor="accent1" w:themeShade="BF"/>
       <w:sz w:val="32"/>
       <w:szCs w:val="32"/>
     </w:rPr>
@@ -741,7 +741,7 @@
     <w:semiHidden/>
     <w:unhideWhenUsed/>
     <w:qFormat/>
-    <w:rsid w:val="001E667A"/>
+    <w:rsid w:val="00EF5F39"/>
     <w:pPr>
       <w:keepNext/>
       <w:keepLines/>
@@ -750,7 +750,7 @@
     </w:pPr>
     <w:rPr>
       <w:rFonts w:eastAsiaTheme="majorEastAsia" w:cstheme="majorBidi"/>
-      <w:color w:val="0F4761" w:themeColor="accent1" w:themeShade="BF"/>
+      <w:color w:val="2F5496" w:themeColor="accent1" w:themeShade="BF"/>
       <w:sz w:val="28"/>
       <w:szCs w:val="28"/>
     </w:rPr>
@@ -764,7 +764,7 @@
     <w:semiHidden/>
     <w:unhideWhenUsed/>
     <w:qFormat/>
-    <w:rsid w:val="001E667A"/>
+    <w:rsid w:val="00EF5F39"/>
     <w:pPr>
       <w:keepNext/>
       <w:keepLines/>
@@ -775,7 +775,7 @@
       <w:rFonts w:eastAsiaTheme="majorEastAsia" w:cstheme="majorBidi"/>
       <w:i/>
       <w:iCs/>
-      <w:color w:val="0F4761" w:themeColor="accent1" w:themeShade="BF"/>
+      <w:color w:val="2F5496" w:themeColor="accent1" w:themeShade="BF"/>
     </w:rPr>
   </w:style>
   <w:style w:type="paragraph" w:styleId="Heading5">
@@ -787,7 +787,7 @@
     <w:semiHidden/>
     <w:unhideWhenUsed/>
     <w:qFormat/>
-    <w:rsid w:val="001E667A"/>
+    <w:rsid w:val="00EF5F39"/>
     <w:pPr>
       <w:keepNext/>
       <w:keepLines/>
@@ -796,7 +796,7 @@
     </w:pPr>
     <w:rPr>
       <w:rFonts w:eastAsiaTheme="majorEastAsia" w:cstheme="majorBidi"/>
-      <w:color w:val="0F4761" w:themeColor="accent1" w:themeShade="BF"/>
+      <w:color w:val="2F5496" w:themeColor="accent1" w:themeShade="BF"/>
     </w:rPr>
   </w:style>
   <w:style w:type="paragraph" w:styleId="Heading6">
@@ -808,7 +808,7 @@
     <w:semiHidden/>
     <w:unhideWhenUsed/>
     <w:qFormat/>
-    <w:rsid w:val="001E667A"/>
+    <w:rsid w:val="00EF5F39"/>
     <w:pPr>
       <w:keepNext/>
       <w:keepLines/>
@@ -831,7 +831,7 @@
     <w:semiHidden/>
     <w:unhideWhenUsed/>
     <w:qFormat/>
-    <w:rsid w:val="001E667A"/>
+    <w:rsid w:val="00EF5F39"/>
     <w:pPr>
       <w:keepNext/>
       <w:keepLines/>
@@ -852,7 +852,7 @@
     <w:semiHidden/>
     <w:unhideWhenUsed/>
     <w:qFormat/>
-    <w:rsid w:val="001E667A"/>
+    <w:rsid w:val="00EF5F39"/>
     <w:pPr>
       <w:keepNext/>
       <w:keepLines/>
@@ -874,7 +874,7 @@
     <w:semiHidden/>
     <w:unhideWhenUsed/>
     <w:qFormat/>
-    <w:rsid w:val="001E667A"/>
+    <w:rsid w:val="00EF5F39"/>
     <w:pPr>
       <w:keepNext/>
       <w:keepLines/>
@@ -917,10 +917,10 @@
     <w:basedOn w:val="DefaultParagraphFont"/>
     <w:link w:val="Heading1"/>
     <w:uiPriority w:val="9"/>
-    <w:rsid w:val="001E667A"/>
+    <w:rsid w:val="00EF5F39"/>
     <w:rPr>
       <w:rFonts w:asciiTheme="majorHAnsi" w:eastAsiaTheme="majorEastAsia" w:hAnsiTheme="majorHAnsi" w:cstheme="majorBidi"/>
-      <w:color w:val="0F4761" w:themeColor="accent1" w:themeShade="BF"/>
+      <w:color w:val="2F5496" w:themeColor="accent1" w:themeShade="BF"/>
       <w:sz w:val="40"/>
       <w:szCs w:val="40"/>
     </w:rPr>
@@ -931,10 +931,10 @@
     <w:link w:val="Heading2"/>
     <w:uiPriority w:val="9"/>
     <w:semiHidden/>
-    <w:rsid w:val="001E667A"/>
+    <w:rsid w:val="00EF5F39"/>
     <w:rPr>
       <w:rFonts w:asciiTheme="majorHAnsi" w:eastAsiaTheme="majorEastAsia" w:hAnsiTheme="majorHAnsi" w:cstheme="majorBidi"/>
-      <w:color w:val="0F4761" w:themeColor="accent1" w:themeShade="BF"/>
+      <w:color w:val="2F5496" w:themeColor="accent1" w:themeShade="BF"/>
       <w:sz w:val="32"/>
       <w:szCs w:val="32"/>
     </w:rPr>
@@ -945,10 +945,10 @@
     <w:link w:val="Heading3"/>
     <w:uiPriority w:val="9"/>
     <w:semiHidden/>
-    <w:rsid w:val="001E667A"/>
+    <w:rsid w:val="00EF5F39"/>
     <w:rPr>
       <w:rFonts w:eastAsiaTheme="majorEastAsia" w:cstheme="majorBidi"/>
-      <w:color w:val="0F4761" w:themeColor="accent1" w:themeShade="BF"/>
+      <w:color w:val="2F5496" w:themeColor="accent1" w:themeShade="BF"/>
       <w:sz w:val="28"/>
       <w:szCs w:val="28"/>
     </w:rPr>
@@ -959,12 +959,12 @@
     <w:link w:val="Heading4"/>
     <w:uiPriority w:val="9"/>
     <w:semiHidden/>
-    <w:rsid w:val="001E667A"/>
+    <w:rsid w:val="00EF5F39"/>
     <w:rPr>
       <w:rFonts w:eastAsiaTheme="majorEastAsia" w:cstheme="majorBidi"/>
       <w:i/>
       <w:iCs/>
-      <w:color w:val="0F4761" w:themeColor="accent1" w:themeShade="BF"/>
+      <w:color w:val="2F5496" w:themeColor="accent1" w:themeShade="BF"/>
     </w:rPr>
   </w:style>
   <w:style w:type="character" w:customStyle="1" w:styleId="Heading5Char">
@@ -973,10 +973,10 @@
     <w:link w:val="Heading5"/>
     <w:uiPriority w:val="9"/>
     <w:semiHidden/>
-    <w:rsid w:val="001E667A"/>
+    <w:rsid w:val="00EF5F39"/>
     <w:rPr>
       <w:rFonts w:eastAsiaTheme="majorEastAsia" w:cstheme="majorBidi"/>
-      <w:color w:val="0F4761" w:themeColor="accent1" w:themeShade="BF"/>
+      <w:color w:val="2F5496" w:themeColor="accent1" w:themeShade="BF"/>
     </w:rPr>
   </w:style>
   <w:style w:type="character" w:customStyle="1" w:styleId="Heading6Char">
@@ -985,7 +985,7 @@
     <w:link w:val="Heading6"/>
     <w:uiPriority w:val="9"/>
     <w:semiHidden/>
-    <w:rsid w:val="001E667A"/>
+    <w:rsid w:val="00EF5F39"/>
     <w:rPr>
       <w:rFonts w:eastAsiaTheme="majorEastAsia" w:cstheme="majorBidi"/>
       <w:i/>
@@ -999,7 +999,7 @@
     <w:link w:val="Heading7"/>
     <w:uiPriority w:val="9"/>
     <w:semiHidden/>
-    <w:rsid w:val="001E667A"/>
+    <w:rsid w:val="00EF5F39"/>
     <w:rPr>
       <w:rFonts w:eastAsiaTheme="majorEastAsia" w:cstheme="majorBidi"/>
       <w:color w:val="595959" w:themeColor="text1" w:themeTint="A6"/>
@@ -1011,7 +1011,7 @@
     <w:link w:val="Heading8"/>
     <w:uiPriority w:val="9"/>
     <w:semiHidden/>
-    <w:rsid w:val="001E667A"/>
+    <w:rsid w:val="00EF5F39"/>
     <w:rPr>
       <w:rFonts w:eastAsiaTheme="majorEastAsia" w:cstheme="majorBidi"/>
       <w:i/>
@@ -1025,7 +1025,7 @@
     <w:link w:val="Heading9"/>
     <w:uiPriority w:val="9"/>
     <w:semiHidden/>
-    <w:rsid w:val="001E667A"/>
+    <w:rsid w:val="00EF5F39"/>
     <w:rPr>
       <w:rFonts w:eastAsiaTheme="majorEastAsia" w:cstheme="majorBidi"/>
       <w:color w:val="272727" w:themeColor="text1" w:themeTint="D8"/>
@@ -1038,7 +1038,7 @@
     <w:link w:val="TitleChar"/>
     <w:uiPriority w:val="10"/>
     <w:qFormat/>
-    <w:rsid w:val="001E667A"/>
+    <w:rsid w:val="00EF5F39"/>
     <w:pPr>
       <w:spacing w:after="80" w:line="240" w:lineRule="auto"/>
       <w:contextualSpacing/>
@@ -1056,7 +1056,7 @@
     <w:basedOn w:val="DefaultParagraphFont"/>
     <w:link w:val="Title"/>
     <w:uiPriority w:val="10"/>
-    <w:rsid w:val="001E667A"/>
+    <w:rsid w:val="00EF5F39"/>
     <w:rPr>
       <w:rFonts w:asciiTheme="majorHAnsi" w:eastAsiaTheme="majorEastAsia" w:hAnsiTheme="majorHAnsi" w:cstheme="majorBidi"/>
       <w:spacing w:val="-10"/>
@@ -1072,7 +1072,7 @@
     <w:link w:val="SubtitleChar"/>
     <w:uiPriority w:val="11"/>
     <w:qFormat/>
-    <w:rsid w:val="001E667A"/>
+    <w:rsid w:val="00EF5F39"/>
     <w:pPr>
       <w:numPr>
         <w:ilvl w:val="1"/>
@@ -1091,7 +1091,7 @@
     <w:basedOn w:val="DefaultParagraphFont"/>
     <w:link w:val="Subtitle"/>
     <w:uiPriority w:val="11"/>
-    <w:rsid w:val="001E667A"/>
+    <w:rsid w:val="00EF5F39"/>
     <w:rPr>
       <w:rFonts w:eastAsiaTheme="majorEastAsia" w:cstheme="majorBidi"/>
       <w:color w:val="595959" w:themeColor="text1" w:themeTint="A6"/>
@@ -1107,7 +1107,7 @@
     <w:link w:val="QuoteChar"/>
     <w:uiPriority w:val="29"/>
     <w:qFormat/>
-    <w:rsid w:val="001E667A"/>
+    <w:rsid w:val="00EF5F39"/>
     <w:pPr>
       <w:spacing w:before="160"/>
       <w:jc w:val="center"/>
@@ -1123,7 +1123,7 @@
     <w:basedOn w:val="DefaultParagraphFont"/>
     <w:link w:val="Quote"/>
     <w:uiPriority w:val="29"/>
-    <w:rsid w:val="001E667A"/>
+    <w:rsid w:val="00EF5F39"/>
     <w:rPr>
       <w:i/>
       <w:iCs/>
@@ -1135,7 +1135,7 @@
     <w:basedOn w:val="Normal"/>
     <w:uiPriority w:val="34"/>
     <w:qFormat/>
-    <w:rsid w:val="001E667A"/>
+    <w:rsid w:val="00EF5F39"/>
     <w:pPr>
       <w:ind w:left="720"/>
       <w:contextualSpacing/>
@@ -1146,11 +1146,11 @@
     <w:basedOn w:val="DefaultParagraphFont"/>
     <w:uiPriority w:val="21"/>
     <w:qFormat/>
-    <w:rsid w:val="001E667A"/>
+    <w:rsid w:val="00EF5F39"/>
     <w:rPr>
       <w:i/>
       <w:iCs/>
-      <w:color w:val="0F4761" w:themeColor="accent1" w:themeShade="BF"/>
+      <w:color w:val="2F5496" w:themeColor="accent1" w:themeShade="BF"/>
     </w:rPr>
   </w:style>
   <w:style w:type="paragraph" w:styleId="IntenseQuote">
@@ -1160,11 +1160,11 @@
     <w:link w:val="IntenseQuoteChar"/>
     <w:uiPriority w:val="30"/>
     <w:qFormat/>
-    <w:rsid w:val="001E667A"/>
+    <w:rsid w:val="00EF5F39"/>
     <w:pPr>
       <w:pBdr>
-        <w:top w:val="single" w:sz="4" w:space="10" w:color="0F4761" w:themeColor="accent1" w:themeShade="BF"/>
-        <w:bottom w:val="single" w:sz="4" w:space="10" w:color="0F4761" w:themeColor="accent1" w:themeShade="BF"/>
+        <w:top w:val="single" w:sz="4" w:space="10" w:color="2F5496" w:themeColor="accent1" w:themeShade="BF"/>
+        <w:bottom w:val="single" w:sz="4" w:space="10" w:color="2F5496" w:themeColor="accent1" w:themeShade="BF"/>
       </w:pBdr>
       <w:spacing w:before="360" w:after="360"/>
       <w:ind w:left="864" w:right="864"/>
@@ -1173,7 +1173,7 @@
     <w:rPr>
       <w:i/>
       <w:iCs/>
-      <w:color w:val="0F4761" w:themeColor="accent1" w:themeShade="BF"/>
+      <w:color w:val="2F5496" w:themeColor="accent1" w:themeShade="BF"/>
     </w:rPr>
   </w:style>
   <w:style w:type="character" w:customStyle="1" w:styleId="IntenseQuoteChar">
@@ -1181,11 +1181,11 @@
     <w:basedOn w:val="DefaultParagraphFont"/>
     <w:link w:val="IntenseQuote"/>
     <w:uiPriority w:val="30"/>
-    <w:rsid w:val="001E667A"/>
+    <w:rsid w:val="00EF5F39"/>
     <w:rPr>
       <w:i/>
       <w:iCs/>
-      <w:color w:val="0F4761" w:themeColor="accent1" w:themeShade="BF"/>
+      <w:color w:val="2F5496" w:themeColor="accent1" w:themeShade="BF"/>
     </w:rPr>
   </w:style>
   <w:style w:type="character" w:styleId="IntenseReference">
@@ -1193,12 +1193,12 @@
     <w:basedOn w:val="DefaultParagraphFont"/>
     <w:uiPriority w:val="32"/>
     <w:qFormat/>
-    <w:rsid w:val="001E667A"/>
+    <w:rsid w:val="00EF5F39"/>
     <w:rPr>
       <w:b/>
       <w:bCs/>
       <w:smallCaps/>
-      <w:color w:val="0F4761" w:themeColor="accent1" w:themeShade="BF"/>
+      <w:color w:val="2F5496" w:themeColor="accent1" w:themeShade="BF"/>
       <w:spacing w:val="5"/>
     </w:rPr>
   </w:style>
@@ -1216,39 +1216,39 @@
         <a:sysClr val="window" lastClr="FFFFFF"/>
       </a:lt1>
       <a:dk2>
-        <a:srgbClr val="0E2841"/>
+        <a:srgbClr val="44546A"/>
       </a:dk2>
       <a:lt2>
-        <a:srgbClr val="E8E8E8"/>
+        <a:srgbClr val="E7E6E6"/>
       </a:lt2>
       <a:accent1>
-        <a:srgbClr val="156082"/>
+        <a:srgbClr val="4472C4"/>
       </a:accent1>
       <a:accent2>
-        <a:srgbClr val="E97132"/>
+        <a:srgbClr val="ED7D31"/>
       </a:accent2>
       <a:accent3>
-        <a:srgbClr val="196B24"/>
+        <a:srgbClr val="A5A5A5"/>
       </a:accent3>
       <a:accent4>
-        <a:srgbClr val="0F9ED5"/>
+        <a:srgbClr val="FFC000"/>
       </a:accent4>
       <a:accent5>
-        <a:srgbClr val="A02B93"/>
+        <a:srgbClr val="5B9BD5"/>
       </a:accent5>
       <a:accent6>
-        <a:srgbClr val="4EA72E"/>
+        <a:srgbClr val="70AD47"/>
       </a:accent6>
       <a:hlink>
-        <a:srgbClr val="467886"/>
+        <a:srgbClr val="0563C1"/>
       </a:hlink>
       <a:folHlink>
-        <a:srgbClr val="96607D"/>
+        <a:srgbClr val="954F72"/>
       </a:folHlink>
     </a:clrScheme>
     <a:fontScheme name="Office">
       <a:majorFont>
-        <a:latin typeface="Aptos Display" panose="02110004020202020204"/>
+        <a:latin typeface="Calibri Light" panose="020F0302020204030204"/>
         <a:ea typeface=""/>
         <a:cs typeface=""/>
         <a:font script="Jpan" typeface="游ゴシック Light"/>
@@ -1300,7 +1300,7 @@
         <a:font script="Tfng" typeface="Ebrima"/>
       </a:majorFont>
       <a:minorFont>
-        <a:latin typeface="Aptos" panose="02110004020202020204"/>
+        <a:latin typeface="Calibri" panose="020F0502020204030204"/>
         <a:ea typeface=""/>
         <a:cs typeface=""/>
         <a:font script="Jpan" typeface="游明朝"/>
@@ -1411,6 +1411,13 @@
         </a:gradFill>
       </a:fillStyleLst>
       <a:lnStyleLst>
+        <a:ln w="6350" cap="flat" cmpd="sng" algn="ctr">
+          <a:solidFill>
+            <a:schemeClr val="phClr"/>
+          </a:solidFill>
+          <a:prstDash val="solid"/>
+          <a:miter lim="800000"/>
+        </a:ln>
         <a:ln w="12700" cap="flat" cmpd="sng" algn="ctr">
           <a:solidFill>
             <a:schemeClr val="phClr"/>
@@ -1419,13 +1426,6 @@
           <a:miter lim="800000"/>
         </a:ln>
         <a:ln w="19050" cap="flat" cmpd="sng" algn="ctr">
-          <a:solidFill>
-            <a:schemeClr val="phClr"/>
-          </a:solidFill>
-          <a:prstDash val="solid"/>
-          <a:miter lim="800000"/>
-        </a:ln>
-        <a:ln w="25400" cap="flat" cmpd="sng" algn="ctr">
           <a:solidFill>
             <a:schemeClr val="phClr"/>
           </a:solidFill>
@@ -1490,31 +1490,11 @@
       </a:bgFillStyleLst>
     </a:fmtScheme>
   </a:themeElements>
-  <a:objectDefaults>
-    <a:lnDef>
-      <a:spPr/>
-      <a:bodyPr/>
-      <a:lstStyle/>
-      <a:style>
-        <a:lnRef idx="2">
-          <a:schemeClr val="accent1"/>
-        </a:lnRef>
-        <a:fillRef idx="0">
-          <a:schemeClr val="accent1"/>
-        </a:fillRef>
-        <a:effectRef idx="1">
-          <a:schemeClr val="accent1"/>
-        </a:effectRef>
-        <a:fontRef idx="minor">
-          <a:schemeClr val="tx1"/>
-        </a:fontRef>
-      </a:style>
-    </a:lnDef>
-  </a:objectDefaults>
+  <a:objectDefaults/>
   <a:extraClrSchemeLst/>
   <a:extLst>
     <a:ext uri="{05A4C25C-085E-4340-85A3-A5531E510DB2}">
-      <thm15:themeFamily xmlns:thm15="http://schemas.microsoft.com/office/thememl/2012/main" name="Office Theme" id="{2E142A2C-CD16-42D6-873A-C26D2A0506FA}" vid="{1BDDFF52-6CD6-40A5-AB3C-68EB2F1E4D0A}"/>
+      <thm15:themeFamily xmlns:thm15="http://schemas.microsoft.com/office/thememl/2012/main" name="Office Theme" id="{62F939B6-93AF-4DB8-9C6B-D6C7DFDC589F}" vid="{4A3C46E8-61CC-4603-A589-7422A47A8E4A}"/>
     </a:ext>
   </a:extLst>
 </a:theme>

--- a/submission/AJPT_Title_Page.docx
+++ b/submission/AJPT_Title_Page.docx
@@ -13,7 +13,7 @@
         <w:rPr>
           <w:b/>
         </w:rPr>
-        <w:t>Retrieval as Research Design in LLM-Based Audit Research: Retrieval-Environment Validity and XBRL-Augmented Retrieval</w:t>
+        <w:t>Retrieval as Research Design in LLM-Based Audit Research: Retrieval-Environment Validity and XBRL Relational Retrieval</w:t>
       </w:r>
     </w:p>
     <w:p>
@@ -695,7 +695,7 @@
     <w:link w:val="Heading1Char"/>
     <w:uiPriority w:val="9"/>
     <w:qFormat/>
-    <w:rsid w:val="00EF5F39"/>
+    <w:rsid w:val="00461DBB"/>
     <w:pPr>
       <w:keepNext/>
       <w:keepLines/>
@@ -718,7 +718,7 @@
     <w:semiHidden/>
     <w:unhideWhenUsed/>
     <w:qFormat/>
-    <w:rsid w:val="00EF5F39"/>
+    <w:rsid w:val="00461DBB"/>
     <w:pPr>
       <w:keepNext/>
       <w:keepLines/>
@@ -741,7 +741,7 @@
     <w:semiHidden/>
     <w:unhideWhenUsed/>
     <w:qFormat/>
-    <w:rsid w:val="00EF5F39"/>
+    <w:rsid w:val="00461DBB"/>
     <w:pPr>
       <w:keepNext/>
       <w:keepLines/>
@@ -764,7 +764,7 @@
     <w:semiHidden/>
     <w:unhideWhenUsed/>
     <w:qFormat/>
-    <w:rsid w:val="00EF5F39"/>
+    <w:rsid w:val="00461DBB"/>
     <w:pPr>
       <w:keepNext/>
       <w:keepLines/>
@@ -787,7 +787,7 @@
     <w:semiHidden/>
     <w:unhideWhenUsed/>
     <w:qFormat/>
-    <w:rsid w:val="00EF5F39"/>
+    <w:rsid w:val="00461DBB"/>
     <w:pPr>
       <w:keepNext/>
       <w:keepLines/>
@@ -808,7 +808,7 @@
     <w:semiHidden/>
     <w:unhideWhenUsed/>
     <w:qFormat/>
-    <w:rsid w:val="00EF5F39"/>
+    <w:rsid w:val="00461DBB"/>
     <w:pPr>
       <w:keepNext/>
       <w:keepLines/>
@@ -831,7 +831,7 @@
     <w:semiHidden/>
     <w:unhideWhenUsed/>
     <w:qFormat/>
-    <w:rsid w:val="00EF5F39"/>
+    <w:rsid w:val="00461DBB"/>
     <w:pPr>
       <w:keepNext/>
       <w:keepLines/>
@@ -852,7 +852,7 @@
     <w:semiHidden/>
     <w:unhideWhenUsed/>
     <w:qFormat/>
-    <w:rsid w:val="00EF5F39"/>
+    <w:rsid w:val="00461DBB"/>
     <w:pPr>
       <w:keepNext/>
       <w:keepLines/>
@@ -874,7 +874,7 @@
     <w:semiHidden/>
     <w:unhideWhenUsed/>
     <w:qFormat/>
-    <w:rsid w:val="00EF5F39"/>
+    <w:rsid w:val="00461DBB"/>
     <w:pPr>
       <w:keepNext/>
       <w:keepLines/>
@@ -917,7 +917,7 @@
     <w:basedOn w:val="DefaultParagraphFont"/>
     <w:link w:val="Heading1"/>
     <w:uiPriority w:val="9"/>
-    <w:rsid w:val="00EF5F39"/>
+    <w:rsid w:val="00461DBB"/>
     <w:rPr>
       <w:rFonts w:asciiTheme="majorHAnsi" w:eastAsiaTheme="majorEastAsia" w:hAnsiTheme="majorHAnsi" w:cstheme="majorBidi"/>
       <w:color w:val="2F5496" w:themeColor="accent1" w:themeShade="BF"/>
@@ -931,7 +931,7 @@
     <w:link w:val="Heading2"/>
     <w:uiPriority w:val="9"/>
     <w:semiHidden/>
-    <w:rsid w:val="00EF5F39"/>
+    <w:rsid w:val="00461DBB"/>
     <w:rPr>
       <w:rFonts w:asciiTheme="majorHAnsi" w:eastAsiaTheme="majorEastAsia" w:hAnsiTheme="majorHAnsi" w:cstheme="majorBidi"/>
       <w:color w:val="2F5496" w:themeColor="accent1" w:themeShade="BF"/>
@@ -945,7 +945,7 @@
     <w:link w:val="Heading3"/>
     <w:uiPriority w:val="9"/>
     <w:semiHidden/>
-    <w:rsid w:val="00EF5F39"/>
+    <w:rsid w:val="00461DBB"/>
     <w:rPr>
       <w:rFonts w:eastAsiaTheme="majorEastAsia" w:cstheme="majorBidi"/>
       <w:color w:val="2F5496" w:themeColor="accent1" w:themeShade="BF"/>
@@ -959,7 +959,7 @@
     <w:link w:val="Heading4"/>
     <w:uiPriority w:val="9"/>
     <w:semiHidden/>
-    <w:rsid w:val="00EF5F39"/>
+    <w:rsid w:val="00461DBB"/>
     <w:rPr>
       <w:rFonts w:eastAsiaTheme="majorEastAsia" w:cstheme="majorBidi"/>
       <w:i/>
@@ -973,7 +973,7 @@
     <w:link w:val="Heading5"/>
     <w:uiPriority w:val="9"/>
     <w:semiHidden/>
-    <w:rsid w:val="00EF5F39"/>
+    <w:rsid w:val="00461DBB"/>
     <w:rPr>
       <w:rFonts w:eastAsiaTheme="majorEastAsia" w:cstheme="majorBidi"/>
       <w:color w:val="2F5496" w:themeColor="accent1" w:themeShade="BF"/>
@@ -985,7 +985,7 @@
     <w:link w:val="Heading6"/>
     <w:uiPriority w:val="9"/>
     <w:semiHidden/>
-    <w:rsid w:val="00EF5F39"/>
+    <w:rsid w:val="00461DBB"/>
     <w:rPr>
       <w:rFonts w:eastAsiaTheme="majorEastAsia" w:cstheme="majorBidi"/>
       <w:i/>
@@ -999,7 +999,7 @@
     <w:link w:val="Heading7"/>
     <w:uiPriority w:val="9"/>
     <w:semiHidden/>
-    <w:rsid w:val="00EF5F39"/>
+    <w:rsid w:val="00461DBB"/>
     <w:rPr>
       <w:rFonts w:eastAsiaTheme="majorEastAsia" w:cstheme="majorBidi"/>
       <w:color w:val="595959" w:themeColor="text1" w:themeTint="A6"/>
@@ -1011,7 +1011,7 @@
     <w:link w:val="Heading8"/>
     <w:uiPriority w:val="9"/>
     <w:semiHidden/>
-    <w:rsid w:val="00EF5F39"/>
+    <w:rsid w:val="00461DBB"/>
     <w:rPr>
       <w:rFonts w:eastAsiaTheme="majorEastAsia" w:cstheme="majorBidi"/>
       <w:i/>
@@ -1025,7 +1025,7 @@
     <w:link w:val="Heading9"/>
     <w:uiPriority w:val="9"/>
     <w:semiHidden/>
-    <w:rsid w:val="00EF5F39"/>
+    <w:rsid w:val="00461DBB"/>
     <w:rPr>
       <w:rFonts w:eastAsiaTheme="majorEastAsia" w:cstheme="majorBidi"/>
       <w:color w:val="272727" w:themeColor="text1" w:themeTint="D8"/>
@@ -1038,7 +1038,7 @@
     <w:link w:val="TitleChar"/>
     <w:uiPriority w:val="10"/>
     <w:qFormat/>
-    <w:rsid w:val="00EF5F39"/>
+    <w:rsid w:val="00461DBB"/>
     <w:pPr>
       <w:spacing w:after="80" w:line="240" w:lineRule="auto"/>
       <w:contextualSpacing/>
@@ -1056,7 +1056,7 @@
     <w:basedOn w:val="DefaultParagraphFont"/>
     <w:link w:val="Title"/>
     <w:uiPriority w:val="10"/>
-    <w:rsid w:val="00EF5F39"/>
+    <w:rsid w:val="00461DBB"/>
     <w:rPr>
       <w:rFonts w:asciiTheme="majorHAnsi" w:eastAsiaTheme="majorEastAsia" w:hAnsiTheme="majorHAnsi" w:cstheme="majorBidi"/>
       <w:spacing w:val="-10"/>
@@ -1072,7 +1072,7 @@
     <w:link w:val="SubtitleChar"/>
     <w:uiPriority w:val="11"/>
     <w:qFormat/>
-    <w:rsid w:val="00EF5F39"/>
+    <w:rsid w:val="00461DBB"/>
     <w:pPr>
       <w:numPr>
         <w:ilvl w:val="1"/>
@@ -1091,7 +1091,7 @@
     <w:basedOn w:val="DefaultParagraphFont"/>
     <w:link w:val="Subtitle"/>
     <w:uiPriority w:val="11"/>
-    <w:rsid w:val="00EF5F39"/>
+    <w:rsid w:val="00461DBB"/>
     <w:rPr>
       <w:rFonts w:eastAsiaTheme="majorEastAsia" w:cstheme="majorBidi"/>
       <w:color w:val="595959" w:themeColor="text1" w:themeTint="A6"/>
@@ -1107,7 +1107,7 @@
     <w:link w:val="QuoteChar"/>
     <w:uiPriority w:val="29"/>
     <w:qFormat/>
-    <w:rsid w:val="00EF5F39"/>
+    <w:rsid w:val="00461DBB"/>
     <w:pPr>
       <w:spacing w:before="160"/>
       <w:jc w:val="center"/>
@@ -1123,7 +1123,7 @@
     <w:basedOn w:val="DefaultParagraphFont"/>
     <w:link w:val="Quote"/>
     <w:uiPriority w:val="29"/>
-    <w:rsid w:val="00EF5F39"/>
+    <w:rsid w:val="00461DBB"/>
     <w:rPr>
       <w:i/>
       <w:iCs/>
@@ -1135,7 +1135,7 @@
     <w:basedOn w:val="Normal"/>
     <w:uiPriority w:val="34"/>
     <w:qFormat/>
-    <w:rsid w:val="00EF5F39"/>
+    <w:rsid w:val="00461DBB"/>
     <w:pPr>
       <w:ind w:left="720"/>
       <w:contextualSpacing/>
@@ -1146,7 +1146,7 @@
     <w:basedOn w:val="DefaultParagraphFont"/>
     <w:uiPriority w:val="21"/>
     <w:qFormat/>
-    <w:rsid w:val="00EF5F39"/>
+    <w:rsid w:val="00461DBB"/>
     <w:rPr>
       <w:i/>
       <w:iCs/>
@@ -1160,7 +1160,7 @@
     <w:link w:val="IntenseQuoteChar"/>
     <w:uiPriority w:val="30"/>
     <w:qFormat/>
-    <w:rsid w:val="00EF5F39"/>
+    <w:rsid w:val="00461DBB"/>
     <w:pPr>
       <w:pBdr>
         <w:top w:val="single" w:sz="4" w:space="10" w:color="2F5496" w:themeColor="accent1" w:themeShade="BF"/>
@@ -1181,7 +1181,7 @@
     <w:basedOn w:val="DefaultParagraphFont"/>
     <w:link w:val="IntenseQuote"/>
     <w:uiPriority w:val="30"/>
-    <w:rsid w:val="00EF5F39"/>
+    <w:rsid w:val="00461DBB"/>
     <w:rPr>
       <w:i/>
       <w:iCs/>
@@ -1193,7 +1193,7 @@
     <w:basedOn w:val="DefaultParagraphFont"/>
     <w:uiPriority w:val="32"/>
     <w:qFormat/>
-    <w:rsid w:val="00EF5F39"/>
+    <w:rsid w:val="00461DBB"/>
     <w:rPr>
       <w:b/>
       <w:bCs/>
